--- a/Volume 1/Chapter 02 - Language Fundamentals/SPA_Vol1_Ch2_Lesson2_3a_EXTENDED_User_Input.docx
+++ b/Volume 1/Chapter 02 - Language Fundamentals/SPA_Vol1_Ch2_Lesson2_3a_EXTENDED_User_Input.docx
@@ -621,7 +621,6 @@
     <w:p>
       <w:pPr>
         <w:pStyle w:val="CommandBlock"/>
-        <w:keepNext/>
       </w:pPr>
       <w:r>
         <w:t xml:space="preserve">    Out-Null</w:t>
@@ -629,42 +628,136 @@
     </w:p>
     <w:p>
       <w:pPr>
+        <w:keepNext/>
+      </w:pPr>
+    </w:p>
+    <w:p>
+      <w:pPr>
+        <w:keepNext/>
+      </w:pPr>
+      <w:r>
+        <w:t>Next, let the tools create the Rust and Solidity projects. Remember, cargo init makes the .\rust folder a Rust project with Cargo.toml and a starter src\main.rs, which Remove-Item deletes because this lesson's programs are in src\bin. Remember, forge init --empty makes a Foundry project with no example files, in a folder that must not already hold files.</w:t>
+      </w:r>
+    </w:p>
+    <w:p>
+      <w:pPr>
+        <w:keepNext/>
+      </w:pPr>
+    </w:p>
+    <w:p>
+      <w:pPr>
         <w:pStyle w:val="CommandBlock"/>
         <w:keepNext/>
       </w:pPr>
       <w:r>
-        <w:t>New-Item -ItemType Directory -Force `</w:t>
+        <w:t>cargo init .\rust --name user-input --vcs none</w:t>
       </w:r>
     </w:p>
     <w:p>
       <w:pPr>
         <w:pStyle w:val="CommandBlock"/>
-      </w:pPr>
-      <w:r>
-        <w:t xml:space="preserve">    "$HOME\spa\lesson-2.3-extended\solidity\script" | Out-Null</w:t>
-      </w:r>
-    </w:p>
-    <w:p>
-      <w:pPr>
-        <w:keepNext/>
-      </w:pPr>
-    </w:p>
-    <w:p>
-      <w:pPr>
-        <w:keepNext/>
-      </w:pPr>
-      <w:r>
-        <w:t>Save each file from this lesson into the matching path in the project layout. As in Chapter 1, notepad .\rust\Cargo.toml creates and opens one: choose Yes, type the file, save it with Ctrl+S, and close Notepad. Then install forge-std, Foundry's standard library, into the Solidity project. Linux Assembly runs in WSL or on a Linux computer.</w:t>
-      </w:r>
-    </w:p>
-    <w:p>
-      <w:pPr>
-        <w:keepNext/>
-      </w:pPr>
+        <w:keepNext/>
+      </w:pPr>
+      <w:r>
+        <w:t>Remove-Item .\rust\src\main.rs</w:t>
+      </w:r>
     </w:p>
     <w:p>
       <w:pPr>
         <w:pStyle w:val="CommandBlock"/>
+      </w:pPr>
+      <w:r>
+        <w:t>forge init .\solidity --empty --no-git --offline</w:t>
+      </w:r>
+    </w:p>
+    <w:p>
+      <w:pPr>
+        <w:keepNext/>
+      </w:pPr>
+    </w:p>
+    <w:p>
+      <w:r>
+        <w:t>Then replace the foundry.toml that forge init wrote with this lesson's settings. notepad .\solidity\foundry.toml opens it: select everything with Ctrl+A, type the file below in its place, save it with Ctrl+S, and close Notepad.</w:t>
+      </w:r>
+    </w:p>
+    <w:p>
+      <w:pPr>
+        <w:keepNext/>
+      </w:pPr>
+    </w:p>
+    <w:p>
+      <w:pPr>
+        <w:pStyle w:val="Heading3"/>
+      </w:pPr>
+      <w:r>
+        <w:t>solidity/foundry.toml</w:t>
+      </w:r>
+    </w:p>
+    <w:p>
+      <w:pPr>
+        <w:pStyle w:val="SourceCode"/>
+        <w:keepNext/>
+      </w:pPr>
+      <w:r>
+        <w:t>[profile.default]</w:t>
+      </w:r>
+    </w:p>
+    <w:p>
+      <w:pPr>
+        <w:pStyle w:val="SourceCode"/>
+        <w:keepNext/>
+      </w:pPr>
+      <w:r>
+        <w:t># The scripts in script/ are the only Solidity sources in this project.</w:t>
+      </w:r>
+    </w:p>
+    <w:p>
+      <w:pPr>
+        <w:pStyle w:val="SourceCode"/>
+        <w:keepNext/>
+      </w:pPr>
+      <w:r>
+        <w:t>src = "script"</w:t>
+      </w:r>
+    </w:p>
+    <w:p>
+      <w:pPr>
+        <w:pStyle w:val="SourceCode"/>
+        <w:keepNext/>
+      </w:pPr>
+      <w:r>
+        <w:t># forge install puts forge-std in lib/.</w:t>
+      </w:r>
+    </w:p>
+    <w:p>
+      <w:pPr>
+        <w:pStyle w:val="SourceCode"/>
+      </w:pPr>
+      <w:r>
+        <w:t>libs = ["lib"]</w:t>
+      </w:r>
+    </w:p>
+    <w:p>
+      <w:pPr>
+        <w:keepNext/>
+      </w:pPr>
+    </w:p>
+    <w:p>
+      <w:pPr>
+        <w:keepNext/>
+      </w:pPr>
+      <w:r>
+        <w:t>Then install forge-std, Foundry's standard library, into the Solidity project.</w:t>
+      </w:r>
+    </w:p>
+    <w:p>
+      <w:pPr>
+        <w:keepNext/>
+      </w:pPr>
+    </w:p>
+    <w:p>
+      <w:pPr>
+        <w:pStyle w:val="CommandBlock"/>
         <w:keepNext/>
       </w:pPr>
       <w:r>
@@ -694,6 +787,16 @@
       </w:pPr>
     </w:p>
     <w:p>
+      <w:r>
+        <w:t>You save each source file in its language's section below, as each is shown. As in Chapter 1, notepad .\rust\src\bin\basic_input.rs creates and opens one: choose Yes, type the file, save it with Ctrl+S, and close Notepad. Linux Assembly runs in WSL or on a Linux computer.</w:t>
+      </w:r>
+    </w:p>
+    <w:p>
+      <w:pPr>
+        <w:keepNext/>
+      </w:pPr>
+    </w:p>
+    <w:p>
       <w:pPr>
         <w:keepNext/>
       </w:pPr>
@@ -734,7 +837,7 @@
         <w:keepNext/>
       </w:pPr>
       <w:r>
-        <w:t>mkdir -p "$HOME/spa/lesson-2.3-extended/"{rust/src/bin,solidity/script}</w:t>
+        <w:t>mkdir -p "$HOME/spa/lesson-2.3-extended/rust/src/bin"</w:t>
       </w:r>
     </w:p>
     <w:p>
@@ -755,7 +858,7 @@
         <w:keepNext/>
       </w:pPr>
       <w:r>
-        <w:t>Save each file from this lesson into the matching path in the project layout. As in Chapter 1, nano ./rust/Cargo.toml creates and opens one: type the file, then save and close it with Ctrl+O, Enter, then Ctrl+X. Then install forge-std.</w:t>
+        <w:t>Then create the Rust and Solidity projects with the same commands as on Windows; rm deletes the starter main.rs.</w:t>
       </w:r>
     </w:p>
     <w:p>
@@ -766,6 +869,50 @@
     <w:p>
       <w:pPr>
         <w:pStyle w:val="CommandBlock"/>
+        <w:keepNext/>
+      </w:pPr>
+      <w:r>
+        <w:t>cargo init ./rust --name user-input --vcs none</w:t>
+      </w:r>
+    </w:p>
+    <w:p>
+      <w:pPr>
+        <w:pStyle w:val="CommandBlock"/>
+        <w:keepNext/>
+      </w:pPr>
+      <w:r>
+        <w:t>rm ./rust/src/main.rs</w:t>
+      </w:r>
+    </w:p>
+    <w:p>
+      <w:pPr>
+        <w:pStyle w:val="CommandBlock"/>
+      </w:pPr>
+      <w:r>
+        <w:t>forge init ./solidity --empty --no-git --offline</w:t>
+      </w:r>
+    </w:p>
+    <w:p>
+      <w:pPr>
+        <w:keepNext/>
+      </w:pPr>
+    </w:p>
+    <w:p>
+      <w:pPr>
+        <w:keepNext/>
+      </w:pPr>
+      <w:r>
+        <w:t>Replace solidity/foundry.toml with the file shown in the Windows setup; nano ./solidity/foundry.toml opens it. Then install forge-std.</w:t>
+      </w:r>
+    </w:p>
+    <w:p>
+      <w:pPr>
+        <w:keepNext/>
+      </w:pPr>
+    </w:p>
+    <w:p>
+      <w:pPr>
+        <w:pStyle w:val="CommandBlock"/>
       </w:pPr>
       <w:r>
         <w:t>(cd ./solidity &amp;&amp; forge install foundry-rs/forge-std@v1.16.2 --no-git)</w:t>
@@ -777,6 +924,16 @@
       </w:pPr>
     </w:p>
     <w:p>
+      <w:r>
+        <w:t>You save each source file in its language's section below, as each is shown. As in Chapter 1, nano ./rust/src/bin/basic_input.rs creates and opens one: type the file, then save and close it with Ctrl+O, Enter, then Ctrl+X.</w:t>
+      </w:r>
+    </w:p>
+    <w:p>
+      <w:pPr>
+        <w:keepNext/>
+      </w:pPr>
+    </w:p>
+    <w:p>
       <w:pPr>
         <w:keepNext/>
       </w:pPr>
@@ -9811,6 +9968,11 @@
       </w:r>
     </w:p>
     <w:p>
+      <w:r>
+        <w:t>This is the Cargo.toml that cargo init wrote, shown here so you can check yours. The [package] lines match; yours also ends with an empty [dependencies] heading, and the lines that start with # are notes for you, not something cargo writes.</w:t>
+      </w:r>
+    </w:p>
+    <w:p>
       <w:pPr>
         <w:keepNext/>
       </w:pPr>
@@ -9885,68 +10047,6 @@
       </w:pPr>
       <w:r>
         <w:t># basic_input and user_input.</w:t>
-      </w:r>
-    </w:p>
-    <w:p>
-      <w:pPr>
-        <w:keepNext/>
-      </w:pPr>
-    </w:p>
-    <w:p>
-      <w:pPr>
-        <w:keepNext/>
-      </w:pPr>
-    </w:p>
-    <w:p>
-      <w:pPr>
-        <w:pStyle w:val="Heading2"/>
-      </w:pPr>
-      <w:r>
-        <w:t>solidity/foundry.toml</w:t>
-      </w:r>
-    </w:p>
-    <w:p>
-      <w:pPr>
-        <w:pStyle w:val="SourceCode"/>
-        <w:keepNext/>
-      </w:pPr>
-      <w:r>
-        <w:t>[profile.default]</w:t>
-      </w:r>
-    </w:p>
-    <w:p>
-      <w:pPr>
-        <w:pStyle w:val="SourceCode"/>
-        <w:keepNext/>
-      </w:pPr>
-      <w:r>
-        <w:t># The scripts in script/ are the only Solidity sources in this project.</w:t>
-      </w:r>
-    </w:p>
-    <w:p>
-      <w:pPr>
-        <w:pStyle w:val="SourceCode"/>
-        <w:keepNext/>
-      </w:pPr>
-      <w:r>
-        <w:t>src = "script"</w:t>
-      </w:r>
-    </w:p>
-    <w:p>
-      <w:pPr>
-        <w:pStyle w:val="SourceCode"/>
-        <w:keepNext/>
-      </w:pPr>
-      <w:r>
-        <w:t># forge install puts forge-std in lib/.</w:t>
-      </w:r>
-    </w:p>
-    <w:p>
-      <w:pPr>
-        <w:pStyle w:val="SourceCode"/>
-      </w:pPr>
-      <w:r>
-        <w:t>libs = ["lib"]</w:t>
       </w:r>
     </w:p>
     <w:p>
@@ -11161,31 +11261,31 @@
       </w:rPr>
     </w:lvl>
   </w:abstractNum>
-  <w:num w:numId="1" w16cid:durableId="1162356977">
+  <w:num w:numId="1" w16cid:durableId="228728977">
     <w:abstractNumId w:val="8"/>
   </w:num>
-  <w:num w:numId="2" w16cid:durableId="1840924297">
+  <w:num w:numId="2" w16cid:durableId="1076971648">
     <w:abstractNumId w:val="6"/>
   </w:num>
-  <w:num w:numId="3" w16cid:durableId="1110779136">
+  <w:num w:numId="3" w16cid:durableId="1603101764">
     <w:abstractNumId w:val="5"/>
   </w:num>
-  <w:num w:numId="4" w16cid:durableId="1104884678">
+  <w:num w:numId="4" w16cid:durableId="669604015">
     <w:abstractNumId w:val="4"/>
   </w:num>
-  <w:num w:numId="5" w16cid:durableId="466364787">
+  <w:num w:numId="5" w16cid:durableId="347754537">
     <w:abstractNumId w:val="7"/>
   </w:num>
-  <w:num w:numId="6" w16cid:durableId="844251162">
+  <w:num w:numId="6" w16cid:durableId="1031421537">
     <w:abstractNumId w:val="3"/>
   </w:num>
-  <w:num w:numId="7" w16cid:durableId="2128160503">
+  <w:num w:numId="7" w16cid:durableId="833951887">
     <w:abstractNumId w:val="2"/>
   </w:num>
-  <w:num w:numId="8" w16cid:durableId="1425151252">
+  <w:num w:numId="8" w16cid:durableId="489757314">
     <w:abstractNumId w:val="1"/>
   </w:num>
-  <w:num w:numId="9" w16cid:durableId="1281572944">
+  <w:num w:numId="9" w16cid:durableId="1448159425">
     <w:abstractNumId w:val="0"/>
   </w:num>
 </w:numbering>

--- a/Volume 1/Chapter 02 - Language Fundamentals/SPA_Vol1_Ch2_Lesson2_3a_EXTENDED_User_Input.docx
+++ b/Volume 1/Chapter 02 - Language Fundamentals/SPA_Vol1_Ch2_Lesson2_3a_EXTENDED_User_Input.docx
@@ -953,10 +953,7 @@
     </w:p>
     <w:p>
       <w:r>
-        <w:t>Assembly has no instruction that reads the keyboard, so both versions call the C library, exactly as the C version of Lesson 2.3 does: printf shows the prompt, fflush pushes it to the screen, fgets reads one line into 64 bytes of memory, and strcspn finds the Enter key so it can be cut off. The one difference between the systems is how the program finds stdin and stdout, the program's input and output: Windows asks the C library function __acrt_iob_func for them, and Linux reads the C library variables stdi</w:t>
-      </w:r>
-      <w:r>
-        <w:t>n and stdout.</w:t>
+        <w:t>Assembly has no instruction that reads the keyboard, so both versions call the C library, exactly as the C version of Lesson 2.3 does: printf shows the prompt, fflush pushes it to the screen, fgets reads one line into 64 bytes of memory, and strcspn finds the Enter key so it can be cut off. The one difference between the systems is how the program finds stdin and stdout, the program's input and output: Windows asks the C library function __acrt_iob_func for them, and Linux reads the C library variables stdin and stdout.</w:t>
       </w:r>
     </w:p>
     <w:p>
@@ -8783,10 +8780,7 @@
     </w:p>
     <w:p>
       <w:r>
-        <w:t>Solidity cannot read a keyboard. A contract runs on a blockchain, where nobody is sitting at a terminal: its input always arrives as the arguments of a function call, sent by whoever calls it. The honest way to give this program its answers is the same way: as arguments. forge script's --sig option names the function to call and the types of its parameters, and the words after it are the arguments, in order. So the Solidity version prints no prompts. You type the answers in the command, and run receives the</w:t>
-      </w:r>
-      <w:r>
-        <w:t>m as its three parameters.</w:t>
+        <w:t>Solidity cannot read a keyboard. A contract runs on a blockchain, where nobody is sitting at a terminal: its input always arrives as the arguments of a function call, sent by whoever calls it. The honest way to give this program its answers is the same way: as arguments. forge script's --sig option names the function to call and the types of its parameters, and the words after it are the arguments, in order. So the Solidity version prints no prompts. You type the answers in the command, and run receives them as its three parameters.</w:t>
       </w:r>
     </w:p>
     <w:p>
@@ -10409,10 +10403,7 @@
         <w:pStyle w:val="ListBullet"/>
       </w:pPr>
       <w:r>
-        <w:t>Assembly: add region_prompt db "Region name: ", 0 and region_line db "Region: %s", 10, 0 to the read-only section, and region_name resb ANSWER_SIZE to .bss. In main, call read_answer for it after the port. The fourth argument to display_summary is the address of region_name: lea r9, [region_name] on Windows, lea rcx, [region_name] on Linux. In display_summary, save it in r14 with one more push and pop, and print region_line with it last. One more push moves the stack by 8 bytes, so keep it aligned: on Windo</w:t>
-      </w:r>
-      <w:r>
-        <w:t>ws change sub rsp, 32 and add rsp, 32 to 40, and on Linux add sub rsp, 8 after the pushes and add rsp, 8 before the pops.</w:t>
+        <w:t>Assembly: add region_prompt db "Region name: ", 0 and region_line db "Region: %s", 10, 0 to the read-only section, and region_name resb ANSWER_SIZE to .bss. In main, call read_answer for it after the port. The fourth argument to display_summary is the address of region_name: lea r9, [region_name] on Windows, lea rcx, [region_name] on Linux. In display_summary, save it in r14 with one more push and pop, and print region_line with it last. One more push moves the stack by 8 bytes, so keep it aligned: on Windows change sub rsp, 32 and add rsp, 32 to 40, and on Linux add sub rsp, 8 after the pushes and add rsp, 8 before the pops.</w:t>
       </w:r>
     </w:p>
     <w:p>

--- a/Volume 1/Chapter 02 - Language Fundamentals/SPA_Vol1_Ch2_Lesson2_3a_EXTENDED_User_Input.docx
+++ b/Volume 1/Chapter 02 - Language Fundamentals/SPA_Vol1_Ch2_Lesson2_3a_EXTENDED_User_Input.docx
@@ -699,7 +699,7 @@
         <w:keepNext/>
       </w:pPr>
       <w:r>
-        <w:t>[profile.default]</w:t>
+        <w:t>[profile.default]  # Remember, the settings forge uses by default.</w:t>
       </w:r>
     </w:p>
     <w:p>
@@ -953,7 +953,10 @@
     </w:p>
     <w:p>
       <w:r>
-        <w:t>Assembly has no instruction that reads the keyboard, so both versions call the C library, exactly as the C version of Lesson 2.3 does: printf shows the prompt, fflush pushes it to the screen, fgets reads one line into 64 bytes of memory, and strcspn finds the Enter key so it can be cut off. The one difference between the systems is how the program finds stdin and stdout, the program's input and output: Windows asks the C library function __acrt_iob_func for them, and Linux reads the C library variables stdin and stdout.</w:t>
+        <w:t>Assembly has no instruction that reads the keyboard, so both versions call the C library, exactly as the C version of Lesson 2.3 does: printf shows the prompt, fflush pushes it to the screen, fgets reads one line into 64 bytes of memory, and strcspn finds the Enter key so it can be cut off. The one difference between the systems is how the program finds stdin and stdout, the program's input and output: Windows asks the C library function __acrt_iob_func for them, and Linux reads the C library variables stdi</w:t>
+      </w:r>
+      <w:r>
+        <w:t>n and stdout.</w:t>
       </w:r>
     </w:p>
     <w:p>
@@ -1007,23 +1010,23 @@
         <w:keepNext/>
       </w:pPr>
       <w:r>
-        <w:t>; statement, so this program reads the keyboard with the C library, making</w:t>
-      </w:r>
-    </w:p>
-    <w:p>
-      <w:pPr>
-        <w:pStyle w:val="SourceCode"/>
-      </w:pPr>
-      <w:r>
-        <w:t>; the same calls as the C version of Lesson 2.3: printf, fflush, fgets, and</w:t>
-      </w:r>
-    </w:p>
-    <w:p>
-      <w:pPr>
-        <w:pStyle w:val="SourceCode"/>
-      </w:pPr>
-      <w:r>
-        <w:t>; strcspn.</w:t>
+        <w:t>; statement, so this program reads the keyboard with the C library: printf,</w:t>
+      </w:r>
+    </w:p>
+    <w:p>
+      <w:pPr>
+        <w:pStyle w:val="SourceCode"/>
+      </w:pPr>
+      <w:r>
+        <w:t>; fflush, fgets, and strcspn, the same calls as the C version of Volume 1,</w:t>
+      </w:r>
+    </w:p>
+    <w:p>
+      <w:pPr>
+        <w:pStyle w:val="SourceCode"/>
+      </w:pPr>
+      <w:r>
+        <w:t>; Chapter 2, Lesson 2.3: User Input.</w:t>
       </w:r>
     </w:p>
     <w:p>
@@ -1068,6 +1071,7 @@
         <w:pStyle w:val="SourceCode"/>
       </w:pPr>
       <w:r>
+        <w:lastRenderedPageBreak/>
         <w:t>default rel</w:t>
       </w:r>
     </w:p>
@@ -1384,15 +1388,15 @@
         <w:pStyle w:val="SourceCode"/>
       </w:pPr>
       <w:r>
-        <w:t xml:space="preserve">    ; rdx, and r8, so the parameters are copied into them. Three pushes</w:t>
-      </w:r>
-    </w:p>
-    <w:p>
-      <w:pPr>
-        <w:pStyle w:val="SourceCode"/>
-      </w:pPr>
-      <w:r>
-        <w:t xml:space="preserve">    ; plus 32 bytes of scratch space keep the stack aligned.</w:t>
+        <w:t xml:space="preserve">    ; rdx, and r8, so the parameters are copied into rbx, r12, and r13.</w:t>
+      </w:r>
+    </w:p>
+    <w:p>
+      <w:pPr>
+        <w:pStyle w:val="SourceCode"/>
+      </w:pPr>
+      <w:r>
+        <w:t xml:space="preserve">    ; Three pushes plus 32 bytes of scratch space keep the stack aligned.</w:t>
       </w:r>
     </w:p>
     <w:p>
@@ -1477,6 +1481,7 @@
         <w:pStyle w:val="SourceCode"/>
       </w:pPr>
       <w:r>
+        <w:lastRenderedPageBreak/>
         <w:t xml:space="preserve">    call printf</w:t>
       </w:r>
     </w:p>
@@ -1623,6 +1628,14 @@
         <w:pStyle w:val="SourceCode"/>
       </w:pPr>
       <w:r>
+        <w:t xml:space="preserve">    ; Remember, 40 = 32 bytes of scratch space plus 8 to keep the stack aligned.</w:t>
+      </w:r>
+    </w:p>
+    <w:p>
+      <w:pPr>
+        <w:pStyle w:val="SourceCode"/>
+      </w:pPr>
+      <w:r>
         <w:t xml:space="preserve">    sub rsp, 40</w:t>
       </w:r>
     </w:p>
@@ -2045,31 +2058,31 @@
         <w:pStyle w:val="SourceCode"/>
       </w:pPr>
       <w:r>
-        <w:t xml:space="preserve">    ; And the service port. The user types digits, but they are stored as</w:t>
-      </w:r>
-    </w:p>
-    <w:p>
-      <w:pPr>
-        <w:pStyle w:val="SourceCode"/>
-      </w:pPr>
-      <w:r>
-        <w:t xml:space="preserve">    ; text. You converted text like this with atoi in Lesson 2.1a, but a</w:t>
-      </w:r>
-    </w:p>
-    <w:p>
-      <w:pPr>
-        <w:pStyle w:val="SourceCode"/>
-      </w:pPr>
-      <w:r>
-        <w:t xml:space="preserve">    ; typed answer may not be a number. Converting it safely waits for</w:t>
-      </w:r>
-    </w:p>
-    <w:p>
-      <w:pPr>
-        <w:pStyle w:val="SourceCode"/>
-      </w:pPr>
-      <w:r>
-        <w:t xml:space="preserve">    ; Volume 1, Chapter 2, Lesson 2.11a: Error Handling EXTENDED.</w:t>
+        <w:t xml:space="preserve">    ; And the service port: the user types digits, stored as text. atoi</w:t>
+      </w:r>
+    </w:p>
+    <w:p>
+      <w:pPr>
+        <w:pStyle w:val="SourceCode"/>
+      </w:pPr>
+      <w:r>
+        <w:t xml:space="preserve">    ; converted such text in Volume 1, Chapter 2, Lesson 2.1a: Variables</w:t>
+      </w:r>
+    </w:p>
+    <w:p>
+      <w:pPr>
+        <w:pStyle w:val="SourceCode"/>
+      </w:pPr>
+      <w:r>
+        <w:t xml:space="preserve">    ; EXTENDED, but a typed answer may not be a number. Converting it safely</w:t>
+      </w:r>
+    </w:p>
+    <w:p>
+      <w:pPr>
+        <w:pStyle w:val="SourceCode"/>
+      </w:pPr>
+      <w:r>
+        <w:t xml:space="preserve">    ; waits for Volume 1, Chapter 2, Lesson 2.11a: Error Handling EXTENDED.</w:t>
       </w:r>
     </w:p>
     <w:p>
@@ -2353,23 +2366,23 @@
         <w:keepNext/>
       </w:pPr>
       <w:r>
-        <w:t>; statement, so this program reads the keyboard with the C library, making</w:t>
-      </w:r>
-    </w:p>
-    <w:p>
-      <w:pPr>
-        <w:pStyle w:val="SourceCode"/>
-      </w:pPr>
-      <w:r>
-        <w:t>; the same calls as the C version of Lesson 2.3: printf, fflush, fgets, and</w:t>
-      </w:r>
-    </w:p>
-    <w:p>
-      <w:pPr>
-        <w:pStyle w:val="SourceCode"/>
-      </w:pPr>
-      <w:r>
-        <w:t>; strcspn.</w:t>
+        <w:t>; statement, so this program reads the keyboard with the C library: printf,</w:t>
+      </w:r>
+    </w:p>
+    <w:p>
+      <w:pPr>
+        <w:pStyle w:val="SourceCode"/>
+      </w:pPr>
+      <w:r>
+        <w:t>; fflush, fgets, and strcspn, the same calls as the C version of Volume 1,</w:t>
+      </w:r>
+    </w:p>
+    <w:p>
+      <w:pPr>
+        <w:pStyle w:val="SourceCode"/>
+      </w:pPr>
+      <w:r>
+        <w:t>; Chapter 2, Lesson 2.3: User Input.</w:t>
       </w:r>
     </w:p>
     <w:p>
@@ -2706,15 +2719,15 @@
         <w:pStyle w:val="SourceCode"/>
       </w:pPr>
       <w:r>
-        <w:t xml:space="preserve">    ; rsi, and rdx, so the parameters are copied into them. Three pushes</w:t>
-      </w:r>
-    </w:p>
-    <w:p>
-      <w:pPr>
-        <w:pStyle w:val="SourceCode"/>
-      </w:pPr>
-      <w:r>
-        <w:t xml:space="preserve">    ; also keep the stack aligned.</w:t>
+        <w:t xml:space="preserve">    ; rsi, and rdx, so the parameters are copied into rbx, r12, and r13.</w:t>
+      </w:r>
+    </w:p>
+    <w:p>
+      <w:pPr>
+        <w:pStyle w:val="SourceCode"/>
+      </w:pPr>
+      <w:r>
+        <w:t xml:space="preserve">    ; Three pushes also keep the stack aligned.</w:t>
       </w:r>
     </w:p>
     <w:p>
@@ -3346,31 +3359,31 @@
         <w:pStyle w:val="SourceCode"/>
       </w:pPr>
       <w:r>
-        <w:t xml:space="preserve">    ; And the service port. The user types digits, but they are stored as</w:t>
-      </w:r>
-    </w:p>
-    <w:p>
-      <w:pPr>
-        <w:pStyle w:val="SourceCode"/>
-      </w:pPr>
-      <w:r>
-        <w:t xml:space="preserve">    ; text. You converted text like this with atoi in Lesson 2.1a, but a</w:t>
-      </w:r>
-    </w:p>
-    <w:p>
-      <w:pPr>
-        <w:pStyle w:val="SourceCode"/>
-      </w:pPr>
-      <w:r>
-        <w:t xml:space="preserve">    ; typed answer may not be a number. Converting it safely waits for</w:t>
-      </w:r>
-    </w:p>
-    <w:p>
-      <w:pPr>
-        <w:pStyle w:val="SourceCode"/>
-      </w:pPr>
-      <w:r>
-        <w:t xml:space="preserve">    ; Volume 1, Chapter 2, Lesson 2.11a: Error Handling EXTENDED.</w:t>
+        <w:t xml:space="preserve">    ; And the service port: the user types digits, stored as text. atoi</w:t>
+      </w:r>
+    </w:p>
+    <w:p>
+      <w:pPr>
+        <w:pStyle w:val="SourceCode"/>
+      </w:pPr>
+      <w:r>
+        <w:t xml:space="preserve">    ; converted such text in Volume 1, Chapter 2, Lesson 2.1a: Variables</w:t>
+      </w:r>
+    </w:p>
+    <w:p>
+      <w:pPr>
+        <w:pStyle w:val="SourceCode"/>
+      </w:pPr>
+      <w:r>
+        <w:t xml:space="preserve">    ; EXTENDED, but a typed answer may not be a number. Converting it safely</w:t>
+      </w:r>
+    </w:p>
+    <w:p>
+      <w:pPr>
+        <w:pStyle w:val="SourceCode"/>
+      </w:pPr>
+      <w:r>
+        <w:t xml:space="preserve">    ; waits for Volume 1, Chapter 2, Lesson 2.11a: Error Handling EXTENDED.</w:t>
       </w:r>
     </w:p>
     <w:p>
@@ -3922,7 +3935,7 @@
         <w:pStyle w:val="SourceCode"/>
       </w:pPr>
       <w:r>
-        <w:t>; Each answer gets this many bytes, including the 0 that ends the text.</w:t>
+        <w:t>; Remember, equ names a fixed number: the bytes for each answer, 0 included.</w:t>
       </w:r>
     </w:p>
     <w:p>
@@ -4073,15 +4086,15 @@
         <w:pStyle w:val="SourceCode"/>
       </w:pPr>
       <w:r>
-        <w:t>; The answers start as empty text. The port stays text: a typed answer may</w:t>
-      </w:r>
-    </w:p>
-    <w:p>
-      <w:pPr>
-        <w:pStyle w:val="SourceCode"/>
-      </w:pPr>
-      <w:r>
-        <w:t>; not be a number, so converting it safely waits for Lesson 2.11a.</w:t>
+        <w:t>; The answers start as empty text. The port stays text; safe conversion</w:t>
+      </w:r>
+    </w:p>
+    <w:p>
+      <w:pPr>
+        <w:pStyle w:val="SourceCode"/>
+      </w:pPr>
+      <w:r>
+        <w:t>; is in Volume 1, Chapter 2, Lesson 2.11a: Error Handling EXTENDED.</w:t>
       </w:r>
     </w:p>
     <w:p>
@@ -4224,6 +4237,30 @@
         <w:pStyle w:val="SourceCode"/>
       </w:pPr>
       <w:r>
+        <w:t xml:space="preserve">    ; Remember, rbx and r12 must come back unchanged, so they are pushed</w:t>
+      </w:r>
+    </w:p>
+    <w:p>
+      <w:pPr>
+        <w:pStyle w:val="SourceCode"/>
+      </w:pPr>
+      <w:r>
+        <w:t xml:space="preserve">    ; first and popped in reverse order. Two pushes plus 40 bytes (32 of</w:t>
+      </w:r>
+    </w:p>
+    <w:p>
+      <w:pPr>
+        <w:pStyle w:val="SourceCode"/>
+      </w:pPr>
+      <w:r>
+        <w:t xml:space="preserve">    ; scratch space and 8 to align) keep the stack aligned at each call.</w:t>
+      </w:r>
+    </w:p>
+    <w:p>
+      <w:pPr>
+        <w:pStyle w:val="SourceCode"/>
+      </w:pPr>
+      <w:r>
         <w:t xml:space="preserve">    push rbx</w:t>
       </w:r>
     </w:p>
@@ -4248,6 +4285,22 @@
         <w:pStyle w:val="SourceCode"/>
       </w:pPr>
       <w:r>
+        <w:t xml:space="preserve">    ; rbx keeps the answer's address and r12d (the lower 4 bytes of r12)</w:t>
+      </w:r>
+    </w:p>
+    <w:p>
+      <w:pPr>
+        <w:pStyle w:val="SourceCode"/>
+      </w:pPr>
+      <w:r>
+        <w:t xml:space="preserve">    ; its size, because the calls below may change rcx, rdx, and r8.</w:t>
+      </w:r>
+    </w:p>
+    <w:p>
+      <w:pPr>
+        <w:pStyle w:val="SourceCode"/>
+      </w:pPr>
+      <w:r>
         <w:t xml:space="preserve">    mov rbx, rdx</w:t>
       </w:r>
     </w:p>
@@ -4264,6 +4317,30 @@
         <w:pStyle w:val="SourceCode"/>
       </w:pPr>
       <w:r>
+        <w:t xml:space="preserve">    ; printf("%s", prompt) prints the prompt exactly as written: a % in the</w:t>
+      </w:r>
+    </w:p>
+    <w:p>
+      <w:pPr>
+        <w:pStyle w:val="SourceCode"/>
+      </w:pPr>
+      <w:r>
+        <w:t xml:space="preserve">    ; prompt is never read as a format. Remember, fflush(stdout) shows it</w:t>
+      </w:r>
+    </w:p>
+    <w:p>
+      <w:pPr>
+        <w:pStyle w:val="SourceCode"/>
+      </w:pPr>
+      <w:r>
+        <w:t xml:space="preserve">    ; before fgets waits.</w:t>
+      </w:r>
+    </w:p>
+    <w:p>
+      <w:pPr>
+        <w:pStyle w:val="SourceCode"/>
+      </w:pPr>
+      <w:r>
         <w:t xml:space="preserve">    mov rdx, rcx</w:t>
       </w:r>
     </w:p>
@@ -4304,6 +4381,30 @@
         <w:pStyle w:val="SourceCode"/>
       </w:pPr>
       <w:r>
+        <w:t xml:space="preserve">    ; Remember, fgets(answer, size, stdin) reads one line and keeps the</w:t>
+      </w:r>
+    </w:p>
+    <w:p>
+      <w:pPr>
+        <w:pStyle w:val="SourceCode"/>
+      </w:pPr>
+      <w:r>
+        <w:t xml:space="preserve">    ; newline; strcspn finds it, and a 0 byte there cuts it off. rbx still</w:t>
+      </w:r>
+    </w:p>
+    <w:p>
+      <w:pPr>
+        <w:pStyle w:val="SourceCode"/>
+      </w:pPr>
+      <w:r>
+        <w:t xml:space="preserve">    ; holds the answer's address, so [rbx+rax] is the newline.</w:t>
+      </w:r>
+    </w:p>
+    <w:p>
+      <w:pPr>
+        <w:pStyle w:val="SourceCode"/>
+      </w:pPr>
+      <w:r>
         <w:t xml:space="preserve">    mov rcx, rbx</w:t>
       </w:r>
     </w:p>
@@ -5045,7 +5146,7 @@
         <w:pStyle w:val="SourceCode"/>
       </w:pPr>
       <w:r>
-        <w:t>; Each answer gets this many bytes, including the 0 that ends the text.</w:t>
+        <w:t>; Remember, equ names a fixed number: the bytes for each answer, 0 included.</w:t>
       </w:r>
     </w:p>
     <w:p>
@@ -5159,15 +5260,15 @@
         <w:pStyle w:val="SourceCode"/>
       </w:pPr>
       <w:r>
-        <w:t>; The answers start as empty text. The port stays text: a typed answer may</w:t>
-      </w:r>
-    </w:p>
-    <w:p>
-      <w:pPr>
-        <w:pStyle w:val="SourceCode"/>
-      </w:pPr>
-      <w:r>
-        <w:t>; not be a number, so converting it safely waits for Lesson 2.11a.</w:t>
+        <w:t>; The answers start as empty text. The port stays text; safe conversion</w:t>
+      </w:r>
+    </w:p>
+    <w:p>
+      <w:pPr>
+        <w:pStyle w:val="SourceCode"/>
+      </w:pPr>
+      <w:r>
+        <w:t>; is in Volume 1, Chapter 2, Lesson 2.11a: Error Handling EXTENDED.</w:t>
       </w:r>
     </w:p>
     <w:p>
@@ -5310,6 +5411,30 @@
         <w:pStyle w:val="SourceCode"/>
       </w:pPr>
       <w:r>
+        <w:t xml:space="preserve">    ; Remember, rbx and r12 must come back unchanged, so they are pushed</w:t>
+      </w:r>
+    </w:p>
+    <w:p>
+      <w:pPr>
+        <w:pStyle w:val="SourceCode"/>
+      </w:pPr>
+      <w:r>
+        <w:t xml:space="preserve">    ; first and popped in reverse order. A function starts 8 bytes off the</w:t>
+      </w:r>
+    </w:p>
+    <w:p>
+      <w:pPr>
+        <w:pStyle w:val="SourceCode"/>
+      </w:pPr>
+      <w:r>
+        <w:t xml:space="preserve">    ; 16-byte alignment; two pushes keep it off, so sub rsp, 8 restores it.</w:t>
+      </w:r>
+    </w:p>
+    <w:p>
+      <w:pPr>
+        <w:pStyle w:val="SourceCode"/>
+      </w:pPr>
+      <w:r>
         <w:t xml:space="preserve">    push rbx</w:t>
       </w:r>
     </w:p>
@@ -5334,6 +5459,22 @@
         <w:pStyle w:val="SourceCode"/>
       </w:pPr>
       <w:r>
+        <w:t xml:space="preserve">    ; rbx keeps the answer's address and r12d (the lower 4 bytes of r12)</w:t>
+      </w:r>
+    </w:p>
+    <w:p>
+      <w:pPr>
+        <w:pStyle w:val="SourceCode"/>
+      </w:pPr>
+      <w:r>
+        <w:t xml:space="preserve">    ; its size, because the calls below may change rdi, rsi, and rdx.</w:t>
+      </w:r>
+    </w:p>
+    <w:p>
+      <w:pPr>
+        <w:pStyle w:val="SourceCode"/>
+      </w:pPr>
+      <w:r>
         <w:t xml:space="preserve">    mov rbx, rsi</w:t>
       </w:r>
     </w:p>
@@ -5350,6 +5491,30 @@
         <w:pStyle w:val="SourceCode"/>
       </w:pPr>
       <w:r>
+        <w:t xml:space="preserve">    ; printf("%s", prompt) prints the prompt exactly as written: a % in the</w:t>
+      </w:r>
+    </w:p>
+    <w:p>
+      <w:pPr>
+        <w:pStyle w:val="SourceCode"/>
+      </w:pPr>
+      <w:r>
+        <w:t xml:space="preserve">    ; prompt is never read as a format. Remember, fflush(stdout) shows it</w:t>
+      </w:r>
+    </w:p>
+    <w:p>
+      <w:pPr>
+        <w:pStyle w:val="SourceCode"/>
+      </w:pPr>
+      <w:r>
+        <w:t xml:space="preserve">    ; before fgets waits.</w:t>
+      </w:r>
+    </w:p>
+    <w:p>
+      <w:pPr>
+        <w:pStyle w:val="SourceCode"/>
+      </w:pPr>
+      <w:r>
         <w:t xml:space="preserve">    mov rsi, rdi</w:t>
       </w:r>
     </w:p>
@@ -5398,6 +5563,30 @@
         <w:pStyle w:val="SourceCode"/>
       </w:pPr>
       <w:r>
+        <w:t xml:space="preserve">    ; Remember, fgets(answer, size, stdin) reads one line and keeps the</w:t>
+      </w:r>
+    </w:p>
+    <w:p>
+      <w:pPr>
+        <w:pStyle w:val="SourceCode"/>
+      </w:pPr>
+      <w:r>
+        <w:t xml:space="preserve">    ; newline; strcspn finds it, and a 0 byte there cuts it off. rbx still</w:t>
+      </w:r>
+    </w:p>
+    <w:p>
+      <w:pPr>
+        <w:pStyle w:val="SourceCode"/>
+      </w:pPr>
+      <w:r>
+        <w:t xml:space="preserve">    ; holds the answer's address, so [rbx+rax] is the newline.</w:t>
+      </w:r>
+    </w:p>
+    <w:p>
+      <w:pPr>
+        <w:pStyle w:val="SourceCode"/>
+      </w:pPr>
+      <w:r>
         <w:t xml:space="preserve">    mov rdi, rbx</w:t>
       </w:r>
     </w:p>
@@ -6306,16 +6495,16 @@
         <w:keepNext/>
       </w:pPr>
       <w:r>
-        <w:t>// use brings a name into this file. std::io::Write gives stdout its flush</w:t>
-      </w:r>
-    </w:p>
-    <w:p>
-      <w:pPr>
-        <w:pStyle w:val="SourceCode"/>
-        <w:keepNext/>
-      </w:pPr>
-      <w:r>
-        <w:t>// method, which is used below to show each prompt.</w:t>
+        <w:t>// std is Rust's standard library, and :: steps into a part of it. use</w:t>
+      </w:r>
+    </w:p>
+    <w:p>
+      <w:pPr>
+        <w:pStyle w:val="SourceCode"/>
+        <w:keepNext/>
+      </w:pPr>
+      <w:r>
+        <w:t>// brings std::io::Write into this file; it gives stdout its flush method.</w:t>
       </w:r>
     </w:p>
     <w:p>
@@ -6453,39 +6642,39 @@
         <w:pStyle w:val="SourceCode"/>
       </w:pPr>
       <w:r>
-        <w:t xml:space="preserve">    // A prompt is text that tells the user what to type. print! works like</w:t>
-      </w:r>
-    </w:p>
-    <w:p>
-      <w:pPr>
-        <w:pStyle w:val="SourceCode"/>
-      </w:pPr>
-      <w:r>
-        <w:t xml:space="preserve">    // println! but does not end the line, so the cursor waits right after</w:t>
-      </w:r>
-    </w:p>
-    <w:p>
-      <w:pPr>
-        <w:pStyle w:val="SourceCode"/>
-      </w:pPr>
-      <w:r>
-        <w:t xml:space="preserve">    // "Server name: ". Rust holds printed text back until a line ends;</w:t>
-      </w:r>
-    </w:p>
-    <w:p>
-      <w:pPr>
-        <w:pStyle w:val="SourceCode"/>
-      </w:pPr>
-      <w:r>
-        <w:t xml:space="preserve">    // flush sends it to the screen now, before the program waits.</w:t>
-      </w:r>
-    </w:p>
-    <w:p>
-      <w:pPr>
-        <w:pStyle w:val="SourceCode"/>
-      </w:pPr>
-      <w:r>
-        <w:t xml:space="preserve">    // std::io::stdout() is the program's standard output, the screen.</w:t>
+        <w:t xml:space="preserve">    // A prompt is text that tells the user what to type. print! is println!</w:t>
+      </w:r>
+    </w:p>
+    <w:p>
+      <w:pPr>
+        <w:pStyle w:val="SourceCode"/>
+      </w:pPr>
+      <w:r>
+        <w:t xml:space="preserve">    // without the line end, so the cursor waits after "Server name: ". Rust</w:t>
+      </w:r>
+    </w:p>
+    <w:p>
+      <w:pPr>
+        <w:pStyle w:val="SourceCode"/>
+      </w:pPr>
+      <w:r>
+        <w:t xml:space="preserve">    // holds printed text back until a line ends; flush sends it to the screen</w:t>
+      </w:r>
+    </w:p>
+    <w:p>
+      <w:pPr>
+        <w:pStyle w:val="SourceCode"/>
+      </w:pPr>
+      <w:r>
+        <w:t xml:space="preserve">    // now. std::io::stdout() is the program's standard output, the screen;</w:t>
+      </w:r>
+    </w:p>
+    <w:p>
+      <w:pPr>
+        <w:pStyle w:val="SourceCode"/>
+      </w:pPr>
+      <w:r>
+        <w:t xml:space="preserve">    // expect, explained at read_line below, stops the program if flush fails.</w:t>
       </w:r>
     </w:p>
     <w:p>
@@ -6575,31 +6764,31 @@
         <w:pStyle w:val="SourceCode"/>
       </w:pPr>
       <w:r>
-        <w:t xml:space="preserve">    // it; lending is explored in a later dedicated lesson. read_line</w:t>
-      </w:r>
-    </w:p>
-    <w:p>
-      <w:pPr>
-        <w:pStyle w:val="SourceCode"/>
-      </w:pPr>
-      <w:r>
-        <w:t xml:space="preserve">    // reports whether reading worked, and expect stops the program with</w:t>
-      </w:r>
-    </w:p>
-    <w:p>
-      <w:pPr>
-        <w:pStyle w:val="SourceCode"/>
-      </w:pPr>
-      <w:r>
-        <w:t xml:space="preserve">    // this message if it did not (error handling: Volume 1, Chapter 2,</w:t>
-      </w:r>
-    </w:p>
-    <w:p>
-      <w:pPr>
-        <w:pStyle w:val="SourceCode"/>
-      </w:pPr>
-      <w:r>
-        <w:t xml:space="preserve">    // Lesson 2.11: Error Handling).</w:t>
+        <w:t xml:space="preserve">    // it (lending returns in Volume 1, Chapter 2, Lesson 2.7a: Arrays and</w:t>
+      </w:r>
+    </w:p>
+    <w:p>
+      <w:pPr>
+        <w:pStyle w:val="SourceCode"/>
+      </w:pPr>
+      <w:r>
+        <w:t xml:space="preserve">    // Collections EXTENDED). read_line reports whether reading worked, and</w:t>
+      </w:r>
+    </w:p>
+    <w:p>
+      <w:pPr>
+        <w:pStyle w:val="SourceCode"/>
+      </w:pPr>
+      <w:r>
+        <w:t xml:space="preserve">    // expect stops the program with this message if it did not (Volume 1,</w:t>
+      </w:r>
+    </w:p>
+    <w:p>
+      <w:pPr>
+        <w:pStyle w:val="SourceCode"/>
+      </w:pPr>
+      <w:r>
+        <w:t xml:space="preserve">    // Chapter 2, Lesson 2.11a: Error Handling EXTENDED).</w:t>
       </w:r>
     </w:p>
     <w:p>
@@ -6718,31 +6907,31 @@
         <w:pStyle w:val="SourceCode"/>
       </w:pPr>
       <w:r>
-        <w:t xml:space="preserve">    // And the service port. The user types digits, but they are stored as</w:t>
-      </w:r>
-    </w:p>
-    <w:p>
-      <w:pPr>
-        <w:pStyle w:val="SourceCode"/>
-      </w:pPr>
-      <w:r>
-        <w:t xml:space="preserve">    // text. You converted text like this with parse in Lesson 2.1a, but a</w:t>
-      </w:r>
-    </w:p>
-    <w:p>
-      <w:pPr>
-        <w:pStyle w:val="SourceCode"/>
-      </w:pPr>
-      <w:r>
-        <w:t xml:space="preserve">    // typed answer may not be a number. Converting it safely waits for</w:t>
-      </w:r>
-    </w:p>
-    <w:p>
-      <w:pPr>
-        <w:pStyle w:val="SourceCode"/>
-      </w:pPr>
-      <w:r>
-        <w:t xml:space="preserve">    // Volume 1, Chapter 2, Lesson 2.11a: Error Handling EXTENDED.</w:t>
+        <w:t xml:space="preserve">    // And the service port: the user types digits, stored as text. parse</w:t>
+      </w:r>
+    </w:p>
+    <w:p>
+      <w:pPr>
+        <w:pStyle w:val="SourceCode"/>
+      </w:pPr>
+      <w:r>
+        <w:t xml:space="preserve">    // converted such text in Volume 1, Chapter 2, Lesson 2.1a: Variables</w:t>
+      </w:r>
+    </w:p>
+    <w:p>
+      <w:pPr>
+        <w:pStyle w:val="SourceCode"/>
+      </w:pPr>
+      <w:r>
+        <w:t xml:space="preserve">    // EXTENDED, but a typed answer may not be a number. Converting it safely</w:t>
+      </w:r>
+    </w:p>
+    <w:p>
+      <w:pPr>
+        <w:pStyle w:val="SourceCode"/>
+      </w:pPr>
+      <w:r>
+        <w:t xml:space="preserve">    // waits for Volume 1, Chapter 2, Lesson 2.11a: Error Handling EXTENDED.</w:t>
       </w:r>
     </w:p>
     <w:p>
@@ -7090,6 +7279,14 @@
         <w:keepNext/>
       </w:pPr>
       <w:r>
+        <w:t>// Remember, /// comments document a function for readers and tools.</w:t>
+      </w:r>
+    </w:p>
+    <w:p>
+      <w:pPr>
+        <w:pStyle w:val="SourceCode"/>
+      </w:pPr>
+      <w:r>
         <w:t>/// Shows the prompt, waits for one line, and returns the answer without</w:t>
       </w:r>
     </w:p>
@@ -7276,15 +7473,15 @@
         <w:pStyle w:val="SourceCode"/>
       </w:pPr>
       <w:r>
-        <w:t xml:space="preserve">    // Store each returned answer. The port stays text: a typed answer may</w:t>
-      </w:r>
-    </w:p>
-    <w:p>
-      <w:pPr>
-        <w:pStyle w:val="SourceCode"/>
-      </w:pPr>
-      <w:r>
-        <w:t xml:space="preserve">    // not be a number, so converting it safely waits for Lesson 2.11a.</w:t>
+        <w:t xml:space="preserve">    // Store each returned answer. The port stays text; safe conversion is</w:t>
+      </w:r>
+    </w:p>
+    <w:p>
+      <w:pPr>
+        <w:pStyle w:val="SourceCode"/>
+      </w:pPr>
+      <w:r>
+        <w:t xml:space="preserve">    // in Volume 1, Chapter 2, Lesson 2.11a: Error Handling EXTENDED.</w:t>
       </w:r>
     </w:p>
     <w:p>
@@ -7582,7 +7779,7 @@
         <w:pStyle w:val="ListBullet"/>
       </w:pPr>
       <w:r>
-        <w:t>expect stops the program with a message if reading fails; handling such failures is Lesson 2.11.</w:t>
+        <w:t>expect stops the program with a message if reading fails; handling such failures is Lesson 2.11a.</w:t>
       </w:r>
     </w:p>
     <w:p>
@@ -7955,39 +8152,39 @@
         <w:pStyle w:val="SourceCode"/>
       </w:pPr>
       <w:r>
-        <w:t xml:space="preserve">    %% And the service port. The user types digits, but they are stored as</w:t>
-      </w:r>
-    </w:p>
-    <w:p>
-      <w:pPr>
-        <w:pStyle w:val="SourceCode"/>
-      </w:pPr>
-      <w:r>
-        <w:t xml:space="preserve">    %% text. You converted text like this with list_to_integer in</w:t>
-      </w:r>
-    </w:p>
-    <w:p>
-      <w:pPr>
-        <w:pStyle w:val="SourceCode"/>
-      </w:pPr>
-      <w:r>
-        <w:t xml:space="preserve">    %% Lesson 2.1a, but a typed answer may not be a number. Converting it</w:t>
-      </w:r>
-    </w:p>
-    <w:p>
-      <w:pPr>
-        <w:pStyle w:val="SourceCode"/>
-      </w:pPr>
-      <w:r>
-        <w:t xml:space="preserve">    %% safely waits for Volume 1, Chapter 2, Lesson 2.11a: Error Handling</w:t>
-      </w:r>
-    </w:p>
-    <w:p>
-      <w:pPr>
-        <w:pStyle w:val="SourceCode"/>
-      </w:pPr>
-      <w:r>
-        <w:t xml:space="preserve">    %% EXTENDED.</w:t>
+        <w:t xml:space="preserve">    %% And the service port: the user types digits, stored as text.</w:t>
+      </w:r>
+    </w:p>
+    <w:p>
+      <w:pPr>
+        <w:pStyle w:val="SourceCode"/>
+      </w:pPr>
+      <w:r>
+        <w:t xml:space="preserve">    %% list_to_integer converted such text in Volume 1, Chapter 2,</w:t>
+      </w:r>
+    </w:p>
+    <w:p>
+      <w:pPr>
+        <w:pStyle w:val="SourceCode"/>
+      </w:pPr>
+      <w:r>
+        <w:t xml:space="preserve">    %% Lesson 2.1a: Variables EXTENDED, but a typed answer may not be a</w:t>
+      </w:r>
+    </w:p>
+    <w:p>
+      <w:pPr>
+        <w:pStyle w:val="SourceCode"/>
+      </w:pPr>
+      <w:r>
+        <w:t xml:space="preserve">    %% number. Converting it safely waits for Volume 1, Chapter 2,</w:t>
+      </w:r>
+    </w:p>
+    <w:p>
+      <w:pPr>
+        <w:pStyle w:val="SourceCode"/>
+      </w:pPr>
+      <w:r>
+        <w:t xml:space="preserve">    %% Lesson 2.11a: Error Handling EXTENDED.</w:t>
       </w:r>
     </w:p>
     <w:p>
@@ -8441,15 +8638,15 @@
         <w:pStyle w:val="SourceCode"/>
       </w:pPr>
       <w:r>
-        <w:t xml:space="preserve">    %% Store each returned answer. The port stays text: a typed answer may</w:t>
-      </w:r>
-    </w:p>
-    <w:p>
-      <w:pPr>
-        <w:pStyle w:val="SourceCode"/>
-      </w:pPr>
-      <w:r>
-        <w:t xml:space="preserve">    %% not be a number, so converting it safely waits for Lesson 2.11a.</w:t>
+        <w:t xml:space="preserve">    %% Store each returned answer. The port stays text; safe conversion is</w:t>
+      </w:r>
+    </w:p>
+    <w:p>
+      <w:pPr>
+        <w:pStyle w:val="SourceCode"/>
+      </w:pPr>
+      <w:r>
+        <w:t xml:space="preserve">    %% in Volume 1, Chapter 2, Lesson 2.11a: Error Handling EXTENDED.</w:t>
       </w:r>
     </w:p>
     <w:p>
@@ -8780,7 +8977,10 @@
     </w:p>
     <w:p>
       <w:r>
-        <w:t>Solidity cannot read a keyboard. A contract runs on a blockchain, where nobody is sitting at a terminal: its input always arrives as the arguments of a function call, sent by whoever calls it. The honest way to give this program its answers is the same way: as arguments. forge script's --sig option names the function to call and the types of its parameters, and the words after it are the arguments, in order. So the Solidity version prints no prompts. You type the answers in the command, and run receives them as its three parameters.</w:t>
+        <w:t>Solidity cannot read a keyboard. A contract runs on a blockchain, where nobody is sitting at a terminal: its input always arrives as the arguments of a function call, sent by whoever calls it. The honest way to give this program its answers is the same way: as arguments. forge script's --sig option names the function to call and the types of its parameters, and the words after it are the arguments, in order. So the Solidity version prints no prompts. You type the answers in the command, and run receives the</w:t>
+      </w:r>
+      <w:r>
+        <w:t>m as its three parameters.</w:t>
       </w:r>
     </w:p>
     <w:p>
@@ -9089,23 +9289,23 @@
         <w:pStyle w:val="SourceCode"/>
       </w:pPr>
       <w:r>
-        <w:t xml:space="preserve">    // You converted text like this with vm.parseUint in Lesson 2.1a, but</w:t>
-      </w:r>
-    </w:p>
-    <w:p>
-      <w:pPr>
-        <w:pStyle w:val="SourceCode"/>
-      </w:pPr>
-      <w:r>
-        <w:t xml:space="preserve">    // an argument may not be a number. Converting it safely waits for</w:t>
-      </w:r>
-    </w:p>
-    <w:p>
-      <w:pPr>
-        <w:pStyle w:val="SourceCode"/>
-      </w:pPr>
-      <w:r>
-        <w:t xml:space="preserve">    // Volume 1, Chapter 2, Lesson 2.11a: Error Handling EXTENDED.</w:t>
+        <w:t xml:space="preserve">    // vm.parseUint converted such text in Volume 1, Chapter 2, Lesson 2.1a:</w:t>
+      </w:r>
+    </w:p>
+    <w:p>
+      <w:pPr>
+        <w:pStyle w:val="SourceCode"/>
+      </w:pPr>
+      <w:r>
+        <w:t xml:space="preserve">    // Variables EXTENDED, but an argument may not be a number. Safe</w:t>
+      </w:r>
+    </w:p>
+    <w:p>
+      <w:pPr>
+        <w:pStyle w:val="SourceCode"/>
+      </w:pPr>
+      <w:r>
+        <w:t xml:space="preserve">    // conversion: Volume 1, Chapter 2, Lesson 2.11a: Error Handling EXTENDED.</w:t>
       </w:r>
     </w:p>
     <w:p>
@@ -9452,6 +9652,14 @@
         <w:pStyle w:val="SourceCode"/>
       </w:pPr>
       <w:r>
+        <w:t>// Remember, NatSpec /// lines with @param and @return document a function.</w:t>
+      </w:r>
+    </w:p>
+    <w:p>
+      <w:pPr>
+        <w:pStyle w:val="SourceCode"/>
+      </w:pPr>
+      <w:r>
         <w:t>/// Input arrives as the arguments of run, typed after --sig.</w:t>
       </w:r>
     </w:p>
@@ -9585,7 +9793,7 @@
         <w:pStyle w:val="SourceCode"/>
       </w:pPr>
       <w:r>
-        <w:t xml:space="preserve">    /// Receives the three answers from the command line, in order.</w:t>
+        <w:t xml:space="preserve">    /// Receives the answers from the command line, in order.</w:t>
       </w:r>
     </w:p>
     <w:p>
@@ -9609,15 +9817,15 @@
         <w:pStyle w:val="SourceCode"/>
       </w:pPr>
       <w:r>
-        <w:t xml:space="preserve">    /// @param servicePort the third argument; it stays text, because an</w:t>
-      </w:r>
-    </w:p>
-    <w:p>
-      <w:pPr>
-        <w:pStyle w:val="SourceCode"/>
-      </w:pPr>
-      <w:r>
-        <w:t xml:space="preserve">    /// argument may not be a number (safe conversion: Lesson 2.11a)</w:t>
+        <w:t xml:space="preserve">    /// @param servicePort the third argument, kept as text (safe conversion:</w:t>
+      </w:r>
+    </w:p>
+    <w:p>
+      <w:pPr>
+        <w:pStyle w:val="SourceCode"/>
+      </w:pPr>
+      <w:r>
+        <w:t xml:space="preserve">    /// Volume 1, Chapter 2, Lesson 2.11a: Error Handling EXTENDED)</w:t>
       </w:r>
     </w:p>
     <w:p>
@@ -10403,7 +10611,10 @@
         <w:pStyle w:val="ListBullet"/>
       </w:pPr>
       <w:r>
-        <w:t>Assembly: add region_prompt db "Region name: ", 0 and region_line db "Region: %s", 10, 0 to the read-only section, and region_name resb ANSWER_SIZE to .bss. In main, call read_answer for it after the port. The fourth argument to display_summary is the address of region_name: lea r9, [region_name] on Windows, lea rcx, [region_name] on Linux. In display_summary, save it in r14 with one more push and pop, and print region_line with it last. One more push moves the stack by 8 bytes, so keep it aligned: on Windows change sub rsp, 32 and add rsp, 32 to 40, and on Linux add sub rsp, 8 after the pushes and add rsp, 8 before the pops.</w:t>
+        <w:t>Assembly: add region_prompt db "Region name: ", 0 and region_line db "Region: %s", 10, 0 to the read-only section, and region_name resb ANSWER_SIZE to .bss. In main, call read_answer for it after the port. The fourth argument to display_summary is the address of region_name: lea r9, [region_name] on Windows, lea rcx, [region_name] on Linux. In display_summary, save it in r14 with one more push and pop, and print region_line with it last. One more push moves the stack by 8 bytes, so keep it aligned: on Windo</w:t>
+      </w:r>
+      <w:r>
+        <w:t>ws change sub rsp, 32 and add rsp, 32 to 40, and on Linux add sub rsp, 8 after the pushes and add rsp, 8 before the pops.</w:t>
       </w:r>
     </w:p>
     <w:p>
@@ -11252,31 +11463,31 @@
       </w:rPr>
     </w:lvl>
   </w:abstractNum>
-  <w:num w:numId="1" w16cid:durableId="228728977">
+  <w:num w:numId="1" w16cid:durableId="1459683501">
     <w:abstractNumId w:val="8"/>
   </w:num>
-  <w:num w:numId="2" w16cid:durableId="1076971648">
+  <w:num w:numId="2" w16cid:durableId="1890263535">
     <w:abstractNumId w:val="6"/>
   </w:num>
-  <w:num w:numId="3" w16cid:durableId="1603101764">
+  <w:num w:numId="3" w16cid:durableId="399904904">
     <w:abstractNumId w:val="5"/>
   </w:num>
-  <w:num w:numId="4" w16cid:durableId="669604015">
+  <w:num w:numId="4" w16cid:durableId="601838275">
     <w:abstractNumId w:val="4"/>
   </w:num>
-  <w:num w:numId="5" w16cid:durableId="347754537">
+  <w:num w:numId="5" w16cid:durableId="1995836516">
     <w:abstractNumId w:val="7"/>
   </w:num>
-  <w:num w:numId="6" w16cid:durableId="1031421537">
+  <w:num w:numId="6" w16cid:durableId="1020282902">
     <w:abstractNumId w:val="3"/>
   </w:num>
-  <w:num w:numId="7" w16cid:durableId="833951887">
+  <w:num w:numId="7" w16cid:durableId="701444992">
     <w:abstractNumId w:val="2"/>
   </w:num>
-  <w:num w:numId="8" w16cid:durableId="489757314">
+  <w:num w:numId="8" w16cid:durableId="38365752">
     <w:abstractNumId w:val="1"/>
   </w:num>
-  <w:num w:numId="9" w16cid:durableId="1448159425">
+  <w:num w:numId="9" w16cid:durableId="1037588523">
     <w:abstractNumId w:val="0"/>
   </w:num>
 </w:numbering>
